--- a/a7/build/out/u4/A7 4.06 Order of Operations with Radicals - Teacher Edition.docx
+++ b/a7/build/out/u4/A7 4.06 Order of Operations with Radicals - Teacher Edition.docx
@@ -2980,7 +2980,7 @@
           <w:color w:val="1A1A1A"/>
           <w:sz w:val="21"/>
         </w:rPr>
-        <w:t xml:space="preserve">Independent Set — Six questions. On your own, in silence.  </w:t>
+        <w:t xml:space="preserve">Independent Set — Six questions. On your own, in writing.  </w:t>
       </w:r>
       <w:r>
         <w:rPr>
@@ -2989,7 +2989,7 @@
           <w:color w:val="1A1A1A"/>
           <w:sz w:val="21"/>
         </w:rPr>
-        <w:t>Hand out the Independent Set.</w:t>
+        <w:t>Hand out the Independent Set; the same six questions are on the board.</w:t>
       </w:r>
     </w:p>
     <w:p>

--- a/a7/build/out/u4/A7 4.06 Order of Operations with Radicals - Teacher Edition.docx
+++ b/a7/build/out/u4/A7 4.06 Order of Operations with Radicals - Teacher Edition.docx
@@ -2110,7 +2110,7 @@
       <w:r>
         <w:drawing>
           <wp:inline xmlns:a="http://schemas.openxmlformats.org/drawingml/2006/main" xmlns:pic="http://schemas.openxmlformats.org/drawingml/2006/picture">
-            <wp:extent cx="542544" cy="115824"/>
+            <wp:extent cx="551688" cy="121920"/>
             <wp:docPr id="1" name="Picture 1"/>
             <wp:cNvGraphicFramePr>
               <a:graphicFrameLocks noChangeAspect="1"/>
@@ -2119,7 +2119,7 @@
               <a:graphicData uri="http://schemas.openxmlformats.org/drawingml/2006/picture">
                 <pic:pic>
                   <pic:nvPicPr>
-                    <pic:cNvPr id="0" name="4981e0ae20efabd1.png"/>
+                    <pic:cNvPr id="0" name="cfb9070ff85a764d.png"/>
                     <pic:cNvPicPr/>
                   </pic:nvPicPr>
                   <pic:blipFill>
@@ -2131,7 +2131,7 @@
                   <pic:spPr>
                     <a:xfrm>
                       <a:off x="0" y="0"/>
-                      <a:ext cx="542544" cy="115824"/>
+                      <a:ext cx="551688" cy="121920"/>
                     </a:xfrm>
                     <a:prstGeom prst="rect"/>
                   </pic:spPr>
@@ -2157,7 +2157,7 @@
           <w:color w:val="9E1B32"/>
           <w:sz w:val="21"/>
         </w:rPr>
-        <w:t>8</w:t>
+        <w:t>54</w:t>
       </w:r>
       <w:r>
         <w:rPr>
@@ -2166,7 +2166,7 @@
           <w:color w:val="6B6B6B"/>
           <w:sz w:val="19"/>
         </w:rPr>
-        <w:t xml:space="preserve">   2 — 3 · 2 was done first [8.NSO.1.7: multiplication and division are one level, taken left to right]; 72 — the division was read as a multiplication</w:t>
+        <w:t xml:space="preserve">   6 — 5 · 3 was done first [8.NSO.1.7: multiplication and division are one level, taken left to right]; 1,350 — the division was read as a multiplication</w:t>
       </w:r>
     </w:p>
     <w:p>
@@ -2255,7 +2255,7 @@
       <w:r>
         <w:drawing>
           <wp:inline xmlns:a="http://schemas.openxmlformats.org/drawingml/2006/main" xmlns:pic="http://schemas.openxmlformats.org/drawingml/2006/picture">
-            <wp:extent cx="621792" cy="118872"/>
+            <wp:extent cx="627888" cy="121920"/>
             <wp:docPr id="2" name="Picture 2"/>
             <wp:cNvGraphicFramePr>
               <a:graphicFrameLocks noChangeAspect="1"/>
@@ -2264,7 +2264,7 @@
               <a:graphicData uri="http://schemas.openxmlformats.org/drawingml/2006/picture">
                 <pic:pic>
                   <pic:nvPicPr>
-                    <pic:cNvPr id="0" name="e7f2aff546de7565.png"/>
+                    <pic:cNvPr id="0" name="a34a20c3644f8e99.png"/>
                     <pic:cNvPicPr/>
                   </pic:nvPicPr>
                   <pic:blipFill>
@@ -2276,7 +2276,7 @@
                   <pic:spPr>
                     <a:xfrm>
                       <a:off x="0" y="0"/>
-                      <a:ext cx="621792" cy="118872"/>
+                      <a:ext cx="627888" cy="121920"/>
                     </a:xfrm>
                     <a:prstGeom prst="rect"/>
                   </pic:spPr>
@@ -2302,7 +2302,7 @@
           <w:color w:val="9E1B32"/>
           <w:sz w:val="21"/>
         </w:rPr>
-        <w:t>9</w:t>
+        <w:t>15</w:t>
       </w:r>
       <w:r>
         <w:rPr>
@@ -2311,7 +2311,7 @@
           <w:color w:val="6B6B6B"/>
           <w:sz w:val="19"/>
         </w:rPr>
-        <w:t xml:space="preserve">   3 — 4 + 3 was done first [8.NSO.1.7: addition and subtraction are one level, taken left to right]</w:t>
+        <w:t xml:space="preserve">   7 — 5 + 4 was done first [8.NSO.1.7: addition and subtraction are one level, taken left to right]</w:t>
       </w:r>
     </w:p>
     <w:p>
@@ -2349,7 +2349,7 @@
               <a:graphicData uri="http://schemas.openxmlformats.org/drawingml/2006/picture">
                 <pic:pic>
                   <pic:nvPicPr>
-                    <pic:cNvPr id="0" name="754cc101ea480d41.png"/>
+                    <pic:cNvPr id="0" name="5fba5e23c2a350d4.png"/>
                     <pic:cNvPicPr/>
                   </pic:nvPicPr>
                   <pic:blipFill>
@@ -2387,7 +2387,7 @@
           <w:color w:val="9E1B32"/>
           <w:sz w:val="21"/>
         </w:rPr>
-        <w:t>1/3</w:t>
+        <w:t>3/5</w:t>
       </w:r>
       <w:r>
         <w:rPr>
@@ -2396,7 +2396,7 @@
           <w:color w:val="6B6B6B"/>
           <w:sz w:val="19"/>
         </w:rPr>
-        <w:t xml:space="preserve">   anything that divides before the top and bottom are finished [8.NSO.1.7: the fraction bar groups both]; −1/5 — 6</w:t>
+        <w:t xml:space="preserve">   anything that divides before the top and bottom are finished [8.NSO.1.7: the fraction bar groups both]; −6/5 — 5</w:t>
       </w:r>
       <w:r>
         <w:rPr>
@@ -2415,7 +2415,7 @@
           <w:color w:val="6B6B6B"/>
           <w:sz w:val="19"/>
         </w:rPr>
-        <w:t xml:space="preserve"> read as 6 · 2, leaving 3 over −15; 1/12 — the −27 under the bar was dropped</w:t>
+        <w:t xml:space="preserve"> read as 5 · 2, leaving 6 over −5; 6/25 — the −15 under the bar was dropped</w:t>
       </w:r>
     </w:p>
     <w:p>
@@ -3064,7 +3064,7 @@
           <w:color w:val="1A1A1A"/>
           <w:sz w:val="20"/>
         </w:rPr>
-        <w:t>2 — 3 · 2 was done first [8.NSO.1.7: multiplication and division are one level, taken left to right]</w:t>
+        <w:t>6 — 5 · 3 was done first [8.NSO.1.7: multiplication and division are one level, taken left to right]</w:t>
       </w:r>
     </w:p>
     <w:p>
@@ -3112,7 +3112,7 @@
           <w:color w:val="1A1A1A"/>
           <w:sz w:val="20"/>
         </w:rPr>
-        <w:t>3 — 4 + 3 was done first [8.NSO.1.7: addition and subtraction are one level, taken left to right]</w:t>
+        <w:t>7 — 5 + 4 was done first [8.NSO.1.7: addition and subtraction are one level, taken left to right]</w:t>
       </w:r>
     </w:p>
     <w:p>

--- a/a7/build/out/u4/A7 4.06 Order of Operations with Radicals - Teacher Edition.docx
+++ b/a7/build/out/u4/A7 4.06 Order of Operations with Radicals - Teacher Edition.docx
@@ -592,7 +592,7 @@
                 <w:color w:val="1A1A1A"/>
                 <w:sz w:val="20"/>
               </w:rPr>
-              <w:t>2–3</w:t>
+              <w:t>2–4</w:t>
             </w:r>
           </w:p>
         </w:tc>
@@ -623,7 +623,7 @@
                 <w:color w:val="1A1A1A"/>
                 <w:sz w:val="20"/>
               </w:rPr>
-              <w:t>5 min</w:t>
+              <w:t>6 min</w:t>
             </w:r>
           </w:p>
         </w:tc>
@@ -690,7 +690,7 @@
                 <w:color w:val="1A1A1A"/>
                 <w:sz w:val="20"/>
               </w:rPr>
-              <w:t>4–6</w:t>
+              <w:t>5–7</w:t>
             </w:r>
           </w:p>
         </w:tc>
@@ -788,7 +788,7 @@
                 <w:color w:val="1A1A1A"/>
                 <w:sz w:val="20"/>
               </w:rPr>
-              <w:t>7–8</w:t>
+              <w:t>8–9</w:t>
             </w:r>
           </w:p>
         </w:tc>
@@ -886,7 +886,7 @@
                 <w:color w:val="1A1A1A"/>
                 <w:sz w:val="20"/>
               </w:rPr>
-              <w:t>9–10</w:t>
+              <w:t>10–11</w:t>
             </w:r>
           </w:p>
         </w:tc>
@@ -984,7 +984,7 @@
                 <w:color w:val="1A1A1A"/>
                 <w:sz w:val="20"/>
               </w:rPr>
-              <w:t>11–12</w:t>
+              <w:t>12–13</w:t>
             </w:r>
           </w:p>
         </w:tc>
@@ -1082,7 +1082,7 @@
                 <w:color w:val="1A1A1A"/>
                 <w:sz w:val="20"/>
               </w:rPr>
-              <w:t>13–14</w:t>
+              <w:t>14–15</w:t>
             </w:r>
           </w:p>
         </w:tc>
@@ -1180,7 +1180,7 @@
                 <w:color w:val="1A1A1A"/>
                 <w:sz w:val="20"/>
               </w:rPr>
-              <w:t>15–32</w:t>
+              <w:t>16–33</w:t>
             </w:r>
           </w:p>
         </w:tc>
@@ -1211,7 +1211,7 @@
                 <w:color w:val="1A1A1A"/>
                 <w:sz w:val="20"/>
               </w:rPr>
-              <w:t>12 min</w:t>
+              <w:t>11 min</w:t>
             </w:r>
           </w:p>
         </w:tc>
@@ -1278,7 +1278,7 @@
                 <w:color w:val="1A1A1A"/>
                 <w:sz w:val="20"/>
               </w:rPr>
-              <w:t>33</w:t>
+              <w:t>34</w:t>
             </w:r>
           </w:p>
         </w:tc>
@@ -1376,7 +1376,7 @@
                 <w:color w:val="1A1A1A"/>
                 <w:sz w:val="20"/>
               </w:rPr>
-              <w:t>34</w:t>
+              <w:t>35</w:t>
             </w:r>
           </w:p>
         </w:tc>
@@ -1742,6 +1742,39 @@
           <w:color w:val="1A1A1A"/>
           <w:sz w:val="21"/>
         </w:rPr>
+        <w:t xml:space="preserve">Vocabulary — The new words, before they are used.  </w:t>
+      </w:r>
+      <w:r>
+        <w:rPr>
+          <w:b w:val="0"/>
+          <w:i w:val="0"/>
+          <w:color w:val="1A1A1A"/>
+          <w:sz w:val="21"/>
+        </w:rPr>
+        <w:t>Read each word and its meaning once; the notes use them next.</w:t>
+      </w:r>
+    </w:p>
+    <w:p>
+      <w:pPr>
+        <w:spacing w:before="20" w:after="60"/>
+        <w:ind w:left="470" w:hanging="470"/>
+      </w:pPr>
+      <w:r>
+        <w:rPr>
+          <w:b/>
+          <w:i w:val="0"/>
+          <w:color w:val="1A1A1A"/>
+          <w:sz w:val="21"/>
+        </w:rPr>
+        <w:t xml:space="preserve">5.  </w:t>
+      </w:r>
+      <w:r>
+        <w:rPr>
+          <w:b/>
+          <w:i w:val="0"/>
+          <w:color w:val="1A1A1A"/>
+          <w:sz w:val="21"/>
+        </w:rPr>
         <w:t xml:space="preserve">Notes — Copy the table.  </w:t>
       </w:r>
       <w:r>
@@ -1766,7 +1799,7 @@
           <w:color w:val="1A1A1A"/>
           <w:sz w:val="21"/>
         </w:rPr>
-        <w:t xml:space="preserve">5.  </w:t>
+        <w:t xml:space="preserve">6.  </w:t>
       </w:r>
       <w:r>
         <w:rPr>
@@ -1799,7 +1832,7 @@
           <w:color w:val="1A1A1A"/>
           <w:sz w:val="21"/>
         </w:rPr>
-        <w:t xml:space="preserve">6.  </w:t>
+        <w:t xml:space="preserve">7.  </w:t>
       </w:r>
       <w:r>
         <w:rPr>
@@ -1832,7 +1865,7 @@
           <w:color w:val="1A1A1A"/>
           <w:sz w:val="21"/>
         </w:rPr>
-        <w:t xml:space="preserve">7.  </w:t>
+        <w:t xml:space="preserve">8.  </w:t>
       </w:r>
       <w:r>
         <w:rPr>
@@ -1865,7 +1898,7 @@
           <w:color w:val="1A1A1A"/>
           <w:sz w:val="21"/>
         </w:rPr>
-        <w:t xml:space="preserve">8.  </w:t>
+        <w:t xml:space="preserve">9.  </w:t>
       </w:r>
       <w:r>
         <w:rPr>
@@ -1898,7 +1931,7 @@
           <w:color w:val="1A1A1A"/>
           <w:sz w:val="21"/>
         </w:rPr>
-        <w:t xml:space="preserve">9.  </w:t>
+        <w:t xml:space="preserve">10.  </w:t>
       </w:r>
       <w:r>
         <w:rPr>
@@ -1931,7 +1964,7 @@
           <w:color w:val="1A1A1A"/>
           <w:sz w:val="21"/>
         </w:rPr>
-        <w:t xml:space="preserve">10.  </w:t>
+        <w:t xml:space="preserve">11.  </w:t>
       </w:r>
       <w:r>
         <w:rPr>
@@ -1964,7 +1997,7 @@
           <w:color w:val="1A1A1A"/>
           <w:sz w:val="21"/>
         </w:rPr>
-        <w:t xml:space="preserve">11.  </w:t>
+        <w:t xml:space="preserve">12.  </w:t>
       </w:r>
       <w:r>
         <w:rPr>
@@ -1997,7 +2030,7 @@
           <w:color w:val="1A1A1A"/>
           <w:sz w:val="21"/>
         </w:rPr>
-        <w:t xml:space="preserve">12.  </w:t>
+        <w:t xml:space="preserve">13.  </w:t>
       </w:r>
       <w:r>
         <w:rPr>
@@ -2030,7 +2063,7 @@
           <w:color w:val="1A1A1A"/>
           <w:sz w:val="21"/>
         </w:rPr>
-        <w:t xml:space="preserve">13.  </w:t>
+        <w:t xml:space="preserve">14.  </w:t>
       </w:r>
       <w:r>
         <w:rPr>
@@ -2063,7 +2096,7 @@
           <w:color w:val="1A1A1A"/>
           <w:sz w:val="21"/>
         </w:rPr>
-        <w:t xml:space="preserve">14.  </w:t>
+        <w:t xml:space="preserve">15.  </w:t>
       </w:r>
       <w:r>
         <w:rPr>
@@ -2096,7 +2129,7 @@
           <w:color w:val="1A1A1A"/>
           <w:sz w:val="21"/>
         </w:rPr>
-        <w:t xml:space="preserve">15–16.  </w:t>
+        <w:t xml:space="preserve">16–17.  </w:t>
       </w:r>
       <w:r>
         <w:rPr>
@@ -2181,7 +2214,7 @@
           <w:color w:val="1A1A1A"/>
           <w:sz w:val="21"/>
         </w:rPr>
-        <w:t xml:space="preserve">17–18.  </w:t>
+        <w:t xml:space="preserve">18–19.  </w:t>
       </w:r>
       <w:r>
         <w:rPr>
@@ -2241,7 +2274,7 @@
           <w:color w:val="1A1A1A"/>
           <w:sz w:val="21"/>
         </w:rPr>
-        <w:t xml:space="preserve">19–20.  </w:t>
+        <w:t xml:space="preserve">20–21.  </w:t>
       </w:r>
       <w:r>
         <w:rPr>
@@ -2326,7 +2359,7 @@
           <w:color w:val="1A1A1A"/>
           <w:sz w:val="21"/>
         </w:rPr>
-        <w:t xml:space="preserve">21–22.  </w:t>
+        <w:t xml:space="preserve">22–23.  </w:t>
       </w:r>
       <w:r>
         <w:rPr>
@@ -2430,7 +2463,7 @@
           <w:color w:val="1A1A1A"/>
           <w:sz w:val="21"/>
         </w:rPr>
-        <w:t xml:space="preserve">23–24.  </w:t>
+        <w:t xml:space="preserve">24–25.  </w:t>
       </w:r>
       <w:r>
         <w:rPr>
@@ -2528,7 +2561,7 @@
           <w:color w:val="1A1A1A"/>
           <w:sz w:val="21"/>
         </w:rPr>
-        <w:t xml:space="preserve">25–26.  </w:t>
+        <w:t xml:space="preserve">26–27.  </w:t>
       </w:r>
       <w:r>
         <w:rPr>
@@ -2702,7 +2735,7 @@
           <w:color w:val="1A1A1A"/>
           <w:sz w:val="21"/>
         </w:rPr>
-        <w:t xml:space="preserve">27–28.  </w:t>
+        <w:t xml:space="preserve">28–29.  </w:t>
       </w:r>
       <w:r>
         <w:rPr>
@@ -2816,7 +2849,7 @@
           <w:color w:val="1A1A1A"/>
           <w:sz w:val="21"/>
         </w:rPr>
-        <w:t xml:space="preserve">29–30.  </w:t>
+        <w:t xml:space="preserve">30–31.  </w:t>
       </w:r>
       <w:r>
         <w:rPr>
@@ -2901,7 +2934,7 @@
           <w:color w:val="1A1A1A"/>
           <w:sz w:val="21"/>
         </w:rPr>
-        <w:t xml:space="preserve">31–32.  </w:t>
+        <w:t xml:space="preserve">32–33.  </w:t>
       </w:r>
       <w:r>
         <w:rPr>
@@ -2971,7 +3004,7 @@
           <w:color w:val="1A1A1A"/>
           <w:sz w:val="21"/>
         </w:rPr>
-        <w:t xml:space="preserve">33.  </w:t>
+        <w:t xml:space="preserve">34.  </w:t>
       </w:r>
       <w:r>
         <w:rPr>
@@ -3004,7 +3037,7 @@
           <w:color w:val="1A1A1A"/>
           <w:sz w:val="21"/>
         </w:rPr>
-        <w:t xml:space="preserve">34.  </w:t>
+        <w:t xml:space="preserve">35.  </w:t>
       </w:r>
       <w:r>
         <w:rPr>

--- a/a7/build/out/u4/A7 4.06 Order of Operations with Radicals - Teacher Edition.docx
+++ b/a7/build/out/u4/A7 4.06 Order of Operations with Radicals - Teacher Edition.docx
@@ -1686,6 +1686,42 @@
           <w:sz w:val="21"/>
         </w:rPr>
         <w:t>Q4 is the prerequisite and it is the one half the room gets wrong.</w:t>
+      </w:r>
+      <w:r>
+        <w:rPr>
+          <w:b w:val="0"/>
+          <w:i/>
+          <w:color w:val="6B6B6B"/>
+          <w:sz w:val="19"/>
+        </w:rPr>
+        <w:t xml:space="preserve">   1 retrieves 4.05 — finish under the bar first: 25 − 9 = 16 (yesterday).</w:t>
+      </w:r>
+      <w:r>
+        <w:rPr>
+          <w:b w:val="0"/>
+          <w:i/>
+          <w:color w:val="6B6B6B"/>
+          <w:sz w:val="19"/>
+        </w:rPr>
+        <w:t xml:space="preserve">   2 retrieves 4.04 — the middle zero counts and the trailing zero counts, because a decimal point is written (last week).</w:t>
+      </w:r>
+      <w:r>
+        <w:rPr>
+          <w:b w:val="0"/>
+          <w:i/>
+          <w:color w:val="6B6B6B"/>
+          <w:sz w:val="19"/>
+        </w:rPr>
+        <w:t xml:space="preserve">   3 retrieves 3.05 — a negative exponent flips the base (last unit).</w:t>
+      </w:r>
+      <w:r>
+        <w:rPr>
+          <w:b w:val="0"/>
+          <w:i/>
+          <w:color w:val="6B6B6B"/>
+          <w:sz w:val="19"/>
+        </w:rPr>
+        <w:t xml:space="preserve">   4 retrieves MA.5.AR.2.2 — multiplication and division are one level, taken left to right (prior grade — the prerequisite this lesson needs).</w:t>
       </w:r>
     </w:p>
     <w:p>

--- a/a7/build/out/u4/A7 4.06 Order of Operations with Radicals - Teacher Edition.docx
+++ b/a7/build/out/u4/A7 4.06 Order of Operations with Radicals - Teacher Edition.docx
@@ -3096,6 +3096,29 @@
     </w:p>
     <w:p>
       <w:pPr>
+        <w:spacing w:before="0" w:after="120"/>
+      </w:pPr>
+      <w:r>
+        <w:rPr>
+          <w:b/>
+          <w:i w:val="0"/>
+          <w:color w:val="1A1A1A"/>
+          <w:sz w:val="21"/>
+        </w:rPr>
+        <w:t>Variation.</w:t>
+      </w:r>
+      <w:r>
+        <w:rPr>
+          <w:b w:val="0"/>
+          <w:i w:val="0"/>
+          <w:color w:val="1A1A1A"/>
+          <w:sz w:val="21"/>
+        </w:rPr>
+        <w:t xml:space="preserve"> Questions 1–6 are one structural decision each: multiply before adding, left-to-right division, a power inside parentheses, a fraction bar, the minus-sign-and-exponent contrast, and a radical with a negative exponent. 7 is the three items the state assessment supplies and 8 is three of our own with a bracket, a fraction bar and a cube root. 9 works backwards in three shapes. The pattern breaks at 10, where the student judges a rule rather than a value. 11 is the diagnostic multiple choice, whose three wrong options are three different levels misapplied, and 12 is the select-all. The Additional sheet mirrors each position, and its question 10 is the same error one level down — addition and subtraction rather than multiplication and division.</w:t>
+      </w:r>
+    </w:p>
+    <w:p>
+      <w:pPr>
         <w:keepNext/>
         <w:spacing w:before="280" w:after="120"/>
         <w:pBdr>

--- a/a7/build/out/u4/A7 4.06 Order of Operations with Radicals - Teacher Edition.docx
+++ b/a7/build/out/u4/A7 4.06 Order of Operations with Radicals - Teacher Edition.docx
@@ -1676,7 +1676,7 @@
           <w:color w:val="1A1A1A"/>
           <w:sz w:val="21"/>
         </w:rPr>
-        <w:t xml:space="preserve">Warm-Up — On your own. Four minutes. No notes.  </w:t>
+        <w:t xml:space="preserve">Warm-Up — On your own. No notes.  </w:t>
       </w:r>
       <w:r>
         <w:rPr>
